--- a/documentation.docx
+++ b/documentation.docx
@@ -272,27 +272,29 @@
           <w:numId w:val="2"/>
         </w:numPr>
       </w:pPr>
-      <w:r>
-        <w:t>floors</w:t>
-      </w:r>
-    </w:p>
-    <w:p>
-      <w:pPr>
-        <w:numPr>
-          <w:ilvl w:val="1"/>
-          <w:numId w:val="2"/>
-        </w:numPr>
-      </w:pPr>
-      <w:r>
-        <w:t xml:space="preserve">id, name (e.g. “Ground Floor”, “First Floor”), </w:t>
-      </w:r>
-      <w:proofErr w:type="spellStart"/>
-      <w:r>
-        <w:t>display_order</w:t>
-      </w:r>
-      <w:proofErr w:type="spellEnd"/>
-      <w:r>
-        <w:t>.</w:t>
+      <w:proofErr w:type="spellStart"/>
+      <w:r>
+        <w:t>restaurant_tables</w:t>
+      </w:r>
+      <w:proofErr w:type="spellEnd"/>
+    </w:p>
+    <w:p>
+      <w:pPr>
+        <w:numPr>
+          <w:ilvl w:val="1"/>
+          <w:numId w:val="2"/>
+        </w:numPr>
+      </w:pPr>
+      <w:r>
+        <w:t>id, name (e.g. “T1”), status (available/occupied/reserved/</w:t>
+      </w:r>
+      <w:proofErr w:type="spellStart"/>
+      <w:r>
+        <w:t>needs_cleaning</w:t>
+      </w:r>
+      <w:proofErr w:type="spellEnd"/>
+      <w:r>
+        <w:t xml:space="preserve">), </w:t>
       </w:r>
     </w:p>
     <w:p>
@@ -303,8 +305,74 @@
         </w:numPr>
       </w:pPr>
       <w:r>
-        <w:t>tables</w:t>
-      </w:r>
+        <w:t>users</w:t>
+      </w:r>
+    </w:p>
+    <w:p>
+      <w:pPr>
+        <w:numPr>
+          <w:ilvl w:val="1"/>
+          <w:numId w:val="2"/>
+        </w:numPr>
+      </w:pPr>
+      <w:r>
+        <w:t>id, name, role (host/waiter/cashier/admin), login fields if needed.​</w:t>
+      </w:r>
+    </w:p>
+    <w:p>
+      <w:pPr>
+        <w:numPr>
+          <w:ilvl w:val="0"/>
+          <w:numId w:val="2"/>
+        </w:numPr>
+        <w:rPr>
+          <w:highlight w:val="yellow"/>
+        </w:rPr>
+      </w:pPr>
+      <w:proofErr w:type="spellStart"/>
+      <w:r>
+        <w:rPr>
+          <w:highlight w:val="yellow"/>
+        </w:rPr>
+        <w:t>menu_categories</w:t>
+      </w:r>
+      <w:proofErr w:type="spellEnd"/>
+    </w:p>
+    <w:p>
+      <w:pPr>
+        <w:numPr>
+          <w:ilvl w:val="1"/>
+          <w:numId w:val="2"/>
+        </w:numPr>
+        <w:rPr>
+          <w:highlight w:val="yellow"/>
+        </w:rPr>
+      </w:pPr>
+      <w:r>
+        <w:rPr>
+          <w:highlight w:val="yellow"/>
+        </w:rPr>
+        <w:t>id, name (Starters, Main Course, Drinks).</w:t>
+      </w:r>
+      <w:r>
+        <w:rPr>
+          <w:highlight w:val="yellow"/>
+        </w:rPr>
+        <w:t xml:space="preserve"> Status.</w:t>
+      </w:r>
+    </w:p>
+    <w:p>
+      <w:pPr>
+        <w:numPr>
+          <w:ilvl w:val="0"/>
+          <w:numId w:val="2"/>
+        </w:numPr>
+      </w:pPr>
+      <w:proofErr w:type="spellStart"/>
+      <w:r>
+        <w:t>menu_items</w:t>
+      </w:r>
+      <w:proofErr w:type="spellEnd"/>
     </w:p>
     <w:p>
       <w:pPr>
@@ -318,23 +386,90 @@
       </w:r>
       <w:proofErr w:type="spellStart"/>
       <w:r>
-        <w:t>floor_id</w:t>
-      </w:r>
-      <w:proofErr w:type="spellEnd"/>
-      <w:r>
-        <w:t xml:space="preserve"> (FK), name/number (e.g. “T1”), status (available/occupied/reserved/</w:t>
-      </w:r>
-      <w:proofErr w:type="spellStart"/>
-      <w:r>
-        <w:t>needs_cleaning</w:t>
-      </w:r>
-      <w:proofErr w:type="spellEnd"/>
-      <w:r>
-        <w:t xml:space="preserve">), </w:t>
-      </w:r>
-      <w:proofErr w:type="spellStart"/>
-      <w:r>
-        <w:t>x_pos</w:t>
+        <w:t>menu_category_id</w:t>
+      </w:r>
+      <w:proofErr w:type="spellEnd"/>
+      <w:r>
+        <w:t xml:space="preserve"> (FK), name, description, price, </w:t>
+      </w:r>
+      <w:proofErr w:type="spellStart"/>
+      <w:r>
+        <w:t>is_active</w:t>
+      </w:r>
+      <w:proofErr w:type="spellEnd"/>
+      <w:r>
+        <w:t>.​</w:t>
+      </w:r>
+    </w:p>
+    <w:p>
+      <w:pPr>
+        <w:numPr>
+          <w:ilvl w:val="0"/>
+          <w:numId w:val="2"/>
+        </w:numPr>
+      </w:pPr>
+      <w:proofErr w:type="spellStart"/>
+      <w:r>
+        <w:t>table_sessions</w:t>
+      </w:r>
+      <w:proofErr w:type="spellEnd"/>
+      <w:r>
+        <w:t> (one active per table when occupied)</w:t>
+      </w:r>
+    </w:p>
+    <w:p>
+      <w:pPr>
+        <w:numPr>
+          <w:ilvl w:val="1"/>
+          <w:numId w:val="2"/>
+        </w:numPr>
+      </w:pPr>
+      <w:r>
+        <w:t>id</w:t>
+      </w:r>
+    </w:p>
+    <w:p>
+      <w:pPr>
+        <w:numPr>
+          <w:ilvl w:val="1"/>
+          <w:numId w:val="2"/>
+        </w:numPr>
+      </w:pPr>
+      <w:proofErr w:type="spellStart"/>
+      <w:r>
+        <w:t>table_id</w:t>
+      </w:r>
+      <w:proofErr w:type="spellEnd"/>
+      <w:r>
+        <w:t xml:space="preserve"> (FK)</w:t>
+      </w:r>
+    </w:p>
+    <w:p>
+      <w:pPr>
+        <w:numPr>
+          <w:ilvl w:val="1"/>
+          <w:numId w:val="2"/>
+        </w:numPr>
+      </w:pPr>
+      <w:proofErr w:type="spellStart"/>
+      <w:r>
+        <w:t>opened_by_user_id</w:t>
+      </w:r>
+      <w:proofErr w:type="spellEnd"/>
+      <w:r>
+        <w:t xml:space="preserve"> (FK – who seated them)</w:t>
+      </w:r>
+    </w:p>
+    <w:p>
+      <w:pPr>
+        <w:numPr>
+          <w:ilvl w:val="1"/>
+          <w:numId w:val="2"/>
+        </w:numPr>
+      </w:pPr>
+      <w:proofErr w:type="spellStart"/>
+      <w:r>
+        <w:t>opened_at</w:t>
       </w:r>
       <w:proofErr w:type="spellEnd"/>
       <w:r>
@@ -342,11 +477,32 @@
       </w:r>
       <w:proofErr w:type="spellStart"/>
       <w:r>
-        <w:t>y_pos</w:t>
-      </w:r>
-      <w:proofErr w:type="spellEnd"/>
-      <w:r>
-        <w:t xml:space="preserve"> (for layout).​</w:t>
+        <w:t>closed_at</w:t>
+      </w:r>
+      <w:proofErr w:type="spellEnd"/>
+    </w:p>
+    <w:p>
+      <w:pPr>
+        <w:numPr>
+          <w:ilvl w:val="1"/>
+          <w:numId w:val="2"/>
+        </w:numPr>
+      </w:pPr>
+      <w:proofErr w:type="spellStart"/>
+      <w:r>
+        <w:t>guest_count</w:t>
+      </w:r>
+      <w:proofErr w:type="spellEnd"/>
+    </w:p>
+    <w:p>
+      <w:pPr>
+        <w:numPr>
+          <w:ilvl w:val="1"/>
+          <w:numId w:val="2"/>
+        </w:numPr>
+      </w:pPr>
+      <w:r>
+        <w:t>status (open/closed).</w:t>
       </w:r>
     </w:p>
     <w:p>
@@ -357,200 +513,7 @@
         </w:numPr>
       </w:pPr>
       <w:r>
-        <w:t>users</w:t>
-      </w:r>
-    </w:p>
-    <w:p>
-      <w:pPr>
-        <w:numPr>
-          <w:ilvl w:val="1"/>
-          <w:numId w:val="2"/>
-        </w:numPr>
-      </w:pPr>
-      <w:r>
-        <w:t>id, name, role (host/waiter/cashier/admin), login fields if needed.​</w:t>
-      </w:r>
-    </w:p>
-    <w:p>
-      <w:pPr>
-        <w:numPr>
-          <w:ilvl w:val="0"/>
-          <w:numId w:val="2"/>
-        </w:numPr>
-      </w:pPr>
-      <w:proofErr w:type="spellStart"/>
-      <w:r>
-        <w:t>menu_categories</w:t>
-      </w:r>
-      <w:proofErr w:type="spellEnd"/>
-    </w:p>
-    <w:p>
-      <w:pPr>
-        <w:numPr>
-          <w:ilvl w:val="1"/>
-          <w:numId w:val="2"/>
-        </w:numPr>
-      </w:pPr>
-      <w:r>
-        <w:t>id, name (Starters, Main Course, Drinks).</w:t>
-      </w:r>
-      <w:r>
-        <w:t xml:space="preserve"> Status.</w:t>
-      </w:r>
-    </w:p>
-    <w:p>
-      <w:pPr>
-        <w:numPr>
-          <w:ilvl w:val="0"/>
-          <w:numId w:val="2"/>
-        </w:numPr>
-      </w:pPr>
-      <w:proofErr w:type="spellStart"/>
-      <w:r>
-        <w:t>menu_items</w:t>
-      </w:r>
-      <w:proofErr w:type="spellEnd"/>
-    </w:p>
-    <w:p>
-      <w:pPr>
-        <w:numPr>
-          <w:ilvl w:val="1"/>
-          <w:numId w:val="2"/>
-        </w:numPr>
-      </w:pPr>
-      <w:r>
-        <w:t xml:space="preserve">id, </w:t>
-      </w:r>
-      <w:proofErr w:type="spellStart"/>
-      <w:r>
-        <w:t>category_id</w:t>
-      </w:r>
-      <w:proofErr w:type="spellEnd"/>
-      <w:r>
-        <w:t xml:space="preserve"> (FK), name, description, price, </w:t>
-      </w:r>
-      <w:proofErr w:type="spellStart"/>
-      <w:r>
-        <w:t>is_active</w:t>
-      </w:r>
-      <w:proofErr w:type="spellEnd"/>
-      <w:r>
-        <w:t>.​</w:t>
-      </w:r>
-    </w:p>
-    <w:p>
-      <w:pPr>
-        <w:numPr>
-          <w:ilvl w:val="0"/>
-          <w:numId w:val="2"/>
-        </w:numPr>
-      </w:pPr>
-      <w:proofErr w:type="spellStart"/>
-      <w:r>
-        <w:t>table_sessions</w:t>
-      </w:r>
-      <w:proofErr w:type="spellEnd"/>
-      <w:r>
-        <w:t> (one active per table when occupied)</w:t>
-      </w:r>
-    </w:p>
-    <w:p>
-      <w:pPr>
-        <w:numPr>
-          <w:ilvl w:val="1"/>
-          <w:numId w:val="2"/>
-        </w:numPr>
-      </w:pPr>
-      <w:r>
-        <w:t>id</w:t>
-      </w:r>
-    </w:p>
-    <w:p>
-      <w:pPr>
-        <w:numPr>
-          <w:ilvl w:val="1"/>
-          <w:numId w:val="2"/>
-        </w:numPr>
-      </w:pPr>
-      <w:proofErr w:type="spellStart"/>
-      <w:r>
-        <w:t>table_id</w:t>
-      </w:r>
-      <w:proofErr w:type="spellEnd"/>
-      <w:r>
-        <w:t xml:space="preserve"> (FK)</w:t>
-      </w:r>
-    </w:p>
-    <w:p>
-      <w:pPr>
-        <w:numPr>
-          <w:ilvl w:val="1"/>
-          <w:numId w:val="2"/>
-        </w:numPr>
-      </w:pPr>
-      <w:proofErr w:type="spellStart"/>
-      <w:r>
-        <w:t>opened_by_user_id</w:t>
-      </w:r>
-      <w:proofErr w:type="spellEnd"/>
-      <w:r>
-        <w:t xml:space="preserve"> (FK – who seated them)</w:t>
-      </w:r>
-    </w:p>
-    <w:p>
-      <w:pPr>
-        <w:numPr>
-          <w:ilvl w:val="1"/>
-          <w:numId w:val="2"/>
-        </w:numPr>
-      </w:pPr>
-      <w:proofErr w:type="spellStart"/>
-      <w:r>
-        <w:t>opened_at</w:t>
-      </w:r>
-      <w:proofErr w:type="spellEnd"/>
-      <w:r>
-        <w:t xml:space="preserve">, </w:t>
-      </w:r>
-      <w:proofErr w:type="spellStart"/>
-      <w:r>
-        <w:t>closed_at</w:t>
-      </w:r>
-      <w:proofErr w:type="spellEnd"/>
-    </w:p>
-    <w:p>
-      <w:pPr>
-        <w:numPr>
-          <w:ilvl w:val="1"/>
-          <w:numId w:val="2"/>
-        </w:numPr>
-      </w:pPr>
-      <w:proofErr w:type="spellStart"/>
-      <w:r>
         <w:lastRenderedPageBreak/>
-        <w:t>guest_count</w:t>
-      </w:r>
-      <w:proofErr w:type="spellEnd"/>
-    </w:p>
-    <w:p>
-      <w:pPr>
-        <w:numPr>
-          <w:ilvl w:val="1"/>
-          <w:numId w:val="2"/>
-        </w:numPr>
-      </w:pPr>
-      <w:r>
-        <w:t>status (open/closed).</w:t>
-      </w:r>
-    </w:p>
-    <w:p>
-      <w:pPr>
-        <w:numPr>
-          <w:ilvl w:val="0"/>
-          <w:numId w:val="2"/>
-        </w:numPr>
-      </w:pPr>
-      <w:r>
         <w:t>orders</w:t>
       </w:r>
       <w:r>

--- a/documentation.docx
+++ b/documentation.docx
@@ -271,9 +271,15 @@
           <w:ilvl w:val="0"/>
           <w:numId w:val="2"/>
         </w:numPr>
-      </w:pPr>
-      <w:proofErr w:type="spellStart"/>
-      <w:r>
+        <w:rPr>
+          <w:highlight w:val="yellow"/>
+        </w:rPr>
+      </w:pPr>
+      <w:proofErr w:type="spellStart"/>
+      <w:r>
+        <w:rPr>
+          <w:highlight w:val="yellow"/>
+        </w:rPr>
         <w:t>restaurant_tables</w:t>
       </w:r>
       <w:proofErr w:type="spellEnd"/>
@@ -303,8 +309,14 @@
           <w:ilvl w:val="0"/>
           <w:numId w:val="2"/>
         </w:numPr>
-      </w:pPr>
-      <w:r>
+        <w:rPr>
+          <w:highlight w:val="yellow"/>
+        </w:rPr>
+      </w:pPr>
+      <w:r>
+        <w:rPr>
+          <w:highlight w:val="yellow"/>
+        </w:rPr>
         <w:t>users</w:t>
       </w:r>
     </w:p>
@@ -367,9 +379,15 @@
           <w:ilvl w:val="0"/>
           <w:numId w:val="2"/>
         </w:numPr>
-      </w:pPr>
-      <w:proofErr w:type="spellStart"/>
-      <w:r>
+        <w:rPr>
+          <w:highlight w:val="yellow"/>
+        </w:rPr>
+      </w:pPr>
+      <w:proofErr w:type="spellStart"/>
+      <w:r>
+        <w:rPr>
+          <w:highlight w:val="yellow"/>
+        </w:rPr>
         <w:t>menu_items</w:t>
       </w:r>
       <w:proofErr w:type="spellEnd"/>

--- a/documentation.docx
+++ b/documentation.docx
@@ -300,7 +300,15 @@
       </w:r>
       <w:proofErr w:type="spellEnd"/>
       <w:r>
-        <w:t xml:space="preserve">), </w:t>
+        <w:t>)</w:t>
+      </w:r>
+    </w:p>
+    <w:p>
+      <w:pPr>
+        <w:ind w:left="1440"/>
+      </w:pPr>
+      <w:r>
+        <w:t xml:space="preserve"> </w:t>
       </w:r>
     </w:p>
     <w:p>
@@ -328,8 +336,13 @@
         </w:numPr>
       </w:pPr>
       <w:r>
-        <w:t>id, name, role (host/waiter/cashier/admin), login fields if needed.​</w:t>
-      </w:r>
+        <w:t>id, name, role (host/waiter/cashier/admin), login fields if needed.</w:t>
+      </w:r>
+    </w:p>
+    <w:p>
+      <w:pPr>
+        <w:ind w:left="1440"/>
+      </w:pPr>
     </w:p>
     <w:p>
       <w:pPr>
@@ -370,8 +383,16 @@
         <w:rPr>
           <w:highlight w:val="yellow"/>
         </w:rPr>
-        <w:t xml:space="preserve"> Status.</w:t>
-      </w:r>
+        <w:t xml:space="preserve"> Status</w:t>
+      </w:r>
+    </w:p>
+    <w:p>
+      <w:pPr>
+        <w:ind w:left="1440"/>
+        <w:rPr>
+          <w:highlight w:val="yellow"/>
+        </w:rPr>
+      </w:pPr>
     </w:p>
     <w:p>
       <w:pPr>
@@ -421,6 +442,11 @@
     </w:p>
     <w:p>
       <w:pPr>
+        <w:ind w:left="1440"/>
+      </w:pPr>
+    </w:p>
+    <w:p>
+      <w:pPr>
         <w:numPr>
           <w:ilvl w:val="0"/>
           <w:numId w:val="2"/>
@@ -428,6 +454,9 @@
       </w:pPr>
       <w:proofErr w:type="spellStart"/>
       <w:r>
+        <w:rPr>
+          <w:highlight w:val="yellow"/>
+        </w:rPr>
         <w:t>table_sessions</w:t>
       </w:r>
       <w:proofErr w:type="spellEnd"/>
@@ -487,6 +516,7 @@
       </w:pPr>
       <w:proofErr w:type="spellStart"/>
       <w:r>
+        <w:lastRenderedPageBreak/>
         <w:t>opened_at</w:t>
       </w:r>
       <w:proofErr w:type="spellEnd"/>
@@ -531,7 +561,9 @@
         </w:numPr>
       </w:pPr>
       <w:r>
-        <w:lastRenderedPageBreak/>
+        <w:rPr>
+          <w:highlight w:val="yellow"/>
+        </w:rPr>
         <w:t>orders</w:t>
       </w:r>
       <w:r>
@@ -654,13 +686,24 @@
     </w:p>
     <w:p>
       <w:pPr>
+        <w:ind w:left="1440"/>
+      </w:pPr>
+    </w:p>
+    <w:p>
+      <w:pPr>
         <w:numPr>
           <w:ilvl w:val="0"/>
           <w:numId w:val="2"/>
         </w:numPr>
-      </w:pPr>
-      <w:proofErr w:type="spellStart"/>
-      <w:r>
+        <w:rPr>
+          <w:highlight w:val="yellow"/>
+        </w:rPr>
+      </w:pPr>
+      <w:proofErr w:type="spellStart"/>
+      <w:r>
+        <w:rPr>
+          <w:highlight w:val="yellow"/>
+        </w:rPr>
         <w:t>order_items</w:t>
       </w:r>
       <w:proofErr w:type="spellEnd"/>
@@ -756,11 +799,99 @@
       </w:r>
       <w:proofErr w:type="spellEnd"/>
       <w:r>
-        <w:t>/ready/served/</w:t>
-      </w:r>
-      <w:proofErr w:type="spellStart"/>
-      <w:r>
-        <w:t>canceled</w:t>
+        <w:t>/ready/served/cancel</w:t>
+      </w:r>
+      <w:r>
+        <w:t>l</w:t>
+      </w:r>
+      <w:r>
+        <w:t>ed)</w:t>
+      </w:r>
+    </w:p>
+    <w:p>
+      <w:pPr>
+        <w:numPr>
+          <w:ilvl w:val="1"/>
+          <w:numId w:val="2"/>
+        </w:numPr>
+      </w:pPr>
+      <w:r>
+        <w:t>notes (e.g. “no onions”)</w:t>
+      </w:r>
+    </w:p>
+    <w:p>
+      <w:pPr>
+        <w:ind w:left="1440"/>
+      </w:pPr>
+    </w:p>
+    <w:p>
+      <w:pPr>
+        <w:numPr>
+          <w:ilvl w:val="0"/>
+          <w:numId w:val="2"/>
+        </w:numPr>
+        <w:rPr>
+          <w:highlight w:val="yellow"/>
+        </w:rPr>
+      </w:pPr>
+      <w:r>
+        <w:rPr>
+          <w:highlight w:val="yellow"/>
+        </w:rPr>
+        <w:t>payments</w:t>
+      </w:r>
+    </w:p>
+    <w:p>
+      <w:pPr>
+        <w:numPr>
+          <w:ilvl w:val="1"/>
+          <w:numId w:val="2"/>
+        </w:numPr>
+      </w:pPr>
+      <w:r>
+        <w:t>id</w:t>
+      </w:r>
+    </w:p>
+    <w:p>
+      <w:pPr>
+        <w:numPr>
+          <w:ilvl w:val="1"/>
+          <w:numId w:val="2"/>
+        </w:numPr>
+      </w:pPr>
+      <w:proofErr w:type="spellStart"/>
+      <w:r>
+        <w:t>order_id</w:t>
+      </w:r>
+      <w:proofErr w:type="spellEnd"/>
+      <w:r>
+        <w:t xml:space="preserve"> (FK)</w:t>
+      </w:r>
+    </w:p>
+    <w:p>
+      <w:pPr>
+        <w:numPr>
+          <w:ilvl w:val="1"/>
+          <w:numId w:val="2"/>
+        </w:numPr>
+      </w:pPr>
+      <w:r>
+        <w:t>amount</w:t>
+      </w:r>
+    </w:p>
+    <w:p>
+      <w:pPr>
+        <w:numPr>
+          <w:ilvl w:val="1"/>
+          <w:numId w:val="2"/>
+        </w:numPr>
+      </w:pPr>
+      <w:r>
+        <w:t xml:space="preserve">method (cash, card, </w:t>
+      </w:r>
+      <w:proofErr w:type="spellStart"/>
+      <w:r>
+        <w:t>upi</w:t>
       </w:r>
       <w:proofErr w:type="spellEnd"/>
       <w:r>
@@ -774,106 +905,42 @@
           <w:numId w:val="2"/>
         </w:numPr>
       </w:pPr>
-      <w:r>
-        <w:t>notes (e.g. “no onions”).​</w:t>
-      </w:r>
-    </w:p>
-    <w:p>
-      <w:pPr>
-        <w:numPr>
-          <w:ilvl w:val="0"/>
-          <w:numId w:val="2"/>
-        </w:numPr>
-      </w:pPr>
-      <w:r>
-        <w:t>payments</w:t>
-      </w:r>
-    </w:p>
-    <w:p>
-      <w:pPr>
-        <w:numPr>
-          <w:ilvl w:val="1"/>
-          <w:numId w:val="2"/>
-        </w:numPr>
-      </w:pPr>
-      <w:r>
-        <w:t>id</w:t>
-      </w:r>
-    </w:p>
-    <w:p>
-      <w:pPr>
-        <w:numPr>
-          <w:ilvl w:val="1"/>
-          <w:numId w:val="2"/>
-        </w:numPr>
-      </w:pPr>
-      <w:proofErr w:type="spellStart"/>
-      <w:r>
-        <w:t>order_id</w:t>
-      </w:r>
-      <w:proofErr w:type="spellEnd"/>
-      <w:r>
-        <w:t xml:space="preserve"> (FK)</w:t>
-      </w:r>
-    </w:p>
-    <w:p>
-      <w:pPr>
-        <w:numPr>
-          <w:ilvl w:val="1"/>
-          <w:numId w:val="2"/>
-        </w:numPr>
-      </w:pPr>
-      <w:r>
-        <w:t>amount</w:t>
-      </w:r>
-    </w:p>
-    <w:p>
-      <w:pPr>
-        <w:numPr>
-          <w:ilvl w:val="1"/>
-          <w:numId w:val="2"/>
-        </w:numPr>
-      </w:pPr>
-      <w:r>
-        <w:t xml:space="preserve">method (cash, card, </w:t>
-      </w:r>
-      <w:proofErr w:type="spellStart"/>
-      <w:r>
-        <w:t>upi</w:t>
-      </w:r>
-      <w:proofErr w:type="spellEnd"/>
-      <w:r>
-        <w:t>)</w:t>
-      </w:r>
-    </w:p>
-    <w:p>
-      <w:pPr>
-        <w:numPr>
-          <w:ilvl w:val="1"/>
-          <w:numId w:val="2"/>
-        </w:numPr>
-      </w:pPr>
-      <w:proofErr w:type="spellStart"/>
-      <w:r>
-        <w:t>paid_at</w:t>
-      </w:r>
-      <w:proofErr w:type="spellEnd"/>
-    </w:p>
-    <w:p>
-      <w:pPr>
-        <w:numPr>
-          <w:ilvl w:val="1"/>
-          <w:numId w:val="2"/>
-        </w:numPr>
-      </w:pPr>
-      <w:proofErr w:type="spellStart"/>
-      <w:r>
-        <w:t>transaction_ref</w:t>
-      </w:r>
-      <w:proofErr w:type="spellEnd"/>
-      <w:r>
-        <w:t>.​</w:t>
-      </w:r>
+      <w:proofErr w:type="spellStart"/>
+      <w:r>
+        <w:t>payment_status</w:t>
+      </w:r>
+      <w:proofErr w:type="spellEnd"/>
+    </w:p>
+    <w:p>
+      <w:pPr>
+        <w:numPr>
+          <w:ilvl w:val="1"/>
+          <w:numId w:val="2"/>
+        </w:numPr>
+      </w:pPr>
+      <w:proofErr w:type="spellStart"/>
+      <w:r>
+        <w:t>razorpay_paymentid</w:t>
+      </w:r>
+      <w:proofErr w:type="spellEnd"/>
+    </w:p>
+    <w:p>
+      <w:pPr>
+        <w:numPr>
+          <w:ilvl w:val="1"/>
+          <w:numId w:val="2"/>
+        </w:numPr>
+      </w:pPr>
+      <w:proofErr w:type="spellStart"/>
+      <w:r>
+        <w:t>razorpay_orderid</w:t>
+      </w:r>
+      <w:proofErr w:type="spellEnd"/>
+    </w:p>
+    <w:p>
+      <w:pPr>
+        <w:ind w:left="1440"/>
+      </w:pPr>
     </w:p>
     <w:p>
       <w:pPr>
